--- a/reports/Лаба4.docx
+++ b/reports/Лаба4.docx
@@ -900,7 +900,7 @@
             </w:rPr>
             <w:fldChar w:fldCharType="separate"/>
           </w:r>
-          <w:hyperlink w:anchor="_Toc243845144" w:history="1">
+          <w:hyperlink w:anchor="_Toc243845267" w:history="1">
             <w:r>
               <w:rPr>
                 <w:rStyle w:val="ac"/>
@@ -931,7 +931,7 @@
                 <w:noProof/>
                 <w:webHidden/>
               </w:rPr>
-              <w:instrText xml:space="preserve"> PAGEREF _Toc243845144 \h </w:instrText>
+              <w:instrText xml:space="preserve"> PAGEREF _Toc243845267 \h </w:instrText>
             </w:r>
             <w:r>
               <w:rPr>
@@ -976,7 +976,7 @@
               <w:lang w:eastAsia="ru-RU"/>
             </w:rPr>
           </w:pPr>
-          <w:hyperlink w:anchor="_Toc243845145" w:history="1">
+          <w:hyperlink w:anchor="_Toc243845268" w:history="1">
             <w:r>
               <w:rPr>
                 <w:rStyle w:val="ac"/>
@@ -1007,7 +1007,7 @@
                 <w:noProof/>
                 <w:webHidden/>
               </w:rPr>
-              <w:instrText xml:space="preserve"> PAGEREF _Toc243845145 \h </w:instrText>
+              <w:instrText xml:space="preserve"> PAGEREF _Toc243845268 \h </w:instrText>
             </w:r>
             <w:r>
               <w:rPr>
@@ -1052,7 +1052,7 @@
               <w:lang w:eastAsia="ru-RU"/>
             </w:rPr>
           </w:pPr>
-          <w:hyperlink w:anchor="_Toc243845146" w:history="1">
+          <w:hyperlink w:anchor="_Toc243845269" w:history="1">
             <w:r>
               <w:rPr>
                 <w:rStyle w:val="ac"/>
@@ -1083,7 +1083,7 @@
                 <w:noProof/>
                 <w:webHidden/>
               </w:rPr>
-              <w:instrText xml:space="preserve"> PAGEREF _Toc243845146 \h </w:instrText>
+              <w:instrText xml:space="preserve"> PAGEREF _Toc243845269 \h </w:instrText>
             </w:r>
             <w:r>
               <w:rPr>
@@ -1128,7 +1128,7 @@
               <w:lang w:eastAsia="ru-RU"/>
             </w:rPr>
           </w:pPr>
-          <w:hyperlink w:anchor="_Toc243845147" w:history="1">
+          <w:hyperlink w:anchor="_Toc243845270" w:history="1">
             <w:r>
               <w:rPr>
                 <w:rStyle w:val="ac"/>
@@ -1159,7 +1159,7 @@
                 <w:noProof/>
                 <w:webHidden/>
               </w:rPr>
-              <w:instrText xml:space="preserve"> PAGEREF _Toc243845147 \h </w:instrText>
+              <w:instrText xml:space="preserve"> PAGEREF _Toc243845270 \h </w:instrText>
             </w:r>
             <w:r>
               <w:rPr>
@@ -1258,7 +1258,7 @@
         </w:rPr>
       </w:pPr>
       <w:bookmarkStart w:id="0" w:name="_Toc90000101"/>
-      <w:bookmarkStart w:id="1" w:name="_Toc243845144"/>
+      <w:bookmarkStart w:id="1" w:name="_Toc243845267"/>
       <w:r>
         <w:rPr>
           <w:rFonts w:ascii="Times New Roman" w:eastAsia="Times New Roman" w:hAnsi="Times New Roman" w:cs="Times New Roman"/>
@@ -1536,7 +1536,7 @@
         </w:rPr>
       </w:pPr>
       <w:bookmarkStart w:id="2" w:name="_Toc90000102"/>
-      <w:bookmarkStart w:id="3" w:name="_Toc243845145"/>
+      <w:bookmarkStart w:id="3" w:name="_Toc243845268"/>
       <w:r>
         <w:rPr>
           <w:rFonts w:ascii="Times New Roman" w:eastAsia="Times New Roman" w:hAnsi="Times New Roman" w:cs="Times New Roman"/>
@@ -1920,7 +1920,7 @@
         </w:rPr>
       </w:pPr>
       <w:bookmarkStart w:id="4" w:name="_Toc90000103"/>
-      <w:bookmarkStart w:id="5" w:name="_Toc243845146"/>
+      <w:bookmarkStart w:id="5" w:name="_Toc243845269"/>
       <w:r>
         <w:rPr>
           <w:rFonts w:ascii="Times New Roman" w:eastAsia="Times New Roman" w:hAnsi="Times New Roman" w:cs="Times New Roman"/>
@@ -2161,7 +2161,7 @@
         </w:rPr>
       </w:pPr>
       <w:bookmarkStart w:id="6" w:name="_Toc90000104"/>
-      <w:bookmarkStart w:id="7" w:name="_Toc243845147"/>
+      <w:bookmarkStart w:id="7" w:name="_Toc243845270"/>
       <w:r>
         <w:rPr>
           <w:rFonts w:ascii="Times New Roman" w:eastAsia="Times New Roman" w:hAnsi="Times New Roman" w:cs="Times New Roman"/>
